--- a/AI for Engineers Course/Week 4/Week4_Exercise_Solutions.docx
+++ b/AI for Engineers Course/Week 4/Week4_Exercise_Solutions.docx
@@ -144,6 +144,107 @@
 Step 3: Add distances
 Final answer: """
 # Testing shows CoT improves accuracy from ~85% to ~97% on math problems</w:t>
+      </w:r>
+    </w:p>
+    <w:p>
+      <w:pPr>
+        <w:pStyle w:val="Heading2"/>
+      </w:pPr>
+      <w:r>
+        <w:t>Exercise 11.1 Solution: Prepare Fine-Tuning Dataset</w:t>
+      </w:r>
+    </w:p>
+    <w:p>
+      <w:r>
+        <w:t>import json</w:t>
+        <w:br/>
+        <w:t>import hashlib</w:t>
+        <w:br/>
+        <w:t>import tiktoken</w:t>
+        <w:br/>
+        <w:br/>
+        <w:t>RAW = [  # (instruction, ideal answer) pairs collected from support logs</w:t>
+        <w:br/>
+        <w:t xml:space="preserve">    ("How do I reset my password?",</w:t>
+        <w:br/>
+        <w:t xml:space="preserve">     "Open Settings &gt; Security &gt; Reset Password, then follow the email link."),</w:t>
+        <w:br/>
+        <w:t xml:space="preserve">    ("How do I reset my password ?",</w:t>
+        <w:br/>
+        <w:t xml:space="preserve">     "Open Settings &gt; Security &gt; Reset Password, then follow the email link."),</w:t>
+        <w:br/>
+        <w:t xml:space="preserve">    ("What payment methods do you accept?",</w:t>
+        <w:br/>
+        <w:t xml:space="preserve">     "We accept Visa, Mastercard, Amex, and ACH transfers."),</w:t>
+        <w:br/>
+        <w:t xml:space="preserve">    # ... several hundred more rows in practice</w:t>
+        <w:br/>
+        <w:t>]</w:t>
+        <w:br/>
+        <w:br/>
+        <w:t>SYSTEM = "You are a concise, accurate support assistant for AcmeCloud."</w:t>
+        <w:br/>
+        <w:t>enc = tiktoken.get_encoding("cl100k_base")</w:t>
+        <w:br/>
+        <w:br/>
+        <w:t>def quality_ok(q, a):</w:t>
+        <w:br/>
+        <w:t xml:space="preserve">    return (10 &lt;= len(q) &lt;= 500 and 10 &lt;= len(a) &lt;= 800</w:t>
+        <w:br/>
+        <w:t xml:space="preserve">            and not a.lower().startswith("i don't know"))</w:t>
+        <w:br/>
+        <w:br/>
+        <w:t>seen, rows = set(), []</w:t>
+        <w:br/>
+        <w:t>for q, a in RAW:</w:t>
+        <w:br/>
+        <w:t xml:space="preserve">    key = hashlib.md5((q.strip().lower() + a).encode()).hexdigest()</w:t>
+        <w:br/>
+        <w:t xml:space="preserve">    if key in seen or not quality_ok(q, a):</w:t>
+        <w:br/>
+        <w:t xml:space="preserve">        continue</w:t>
+        <w:br/>
+        <w:t xml:space="preserve">    seen.add(key)</w:t>
+        <w:br/>
+        <w:t xml:space="preserve">    rows.append({"messages": [</w:t>
+        <w:br/>
+        <w:t xml:space="preserve">        {"role": "system", "content": SYSTEM},</w:t>
+        <w:br/>
+        <w:t xml:space="preserve">        {"role": "user", "content": q.strip()},</w:t>
+        <w:br/>
+        <w:t xml:space="preserve">        {"role": "assistant", "content": a.strip()},</w:t>
+        <w:br/>
+        <w:t xml:space="preserve">    ]})</w:t>
+        <w:br/>
+        <w:br/>
+        <w:t>split = int(0.9 * len(rows))</w:t>
+        <w:br/>
+        <w:t>for name, part in [("train.jsonl", rows[:split]), ("val.jsonl", rows[split:])]:</w:t>
+        <w:br/>
+        <w:t xml:space="preserve">    with open(name, "w") as f:</w:t>
+        <w:br/>
+        <w:t xml:space="preserve">        for r in part:</w:t>
+        <w:br/>
+        <w:t xml:space="preserve">            f.write(json.dumps(r) + "\n")</w:t>
+        <w:br/>
+        <w:br/>
+        <w:t>tokens = sum(len(enc.encode(json.dumps(r))) for r in rows)</w:t>
+        <w:br/>
+        <w:t>print(f"{len(rows)} examples after dedupe/filter | ~{tokens:,} tokens")</w:t>
+        <w:br/>
+        <w:t>print(f"estimated tuning cost at $8 per 1M training tokens: "</w:t>
+        <w:br/>
+        <w:t xml:space="preserve">      f"${tokens / 1e6 * 8 * 3:.2f} for 3 epochs")</w:t>
+      </w:r>
+    </w:p>
+    <w:p>
+      <w:r>
+        <w:t>Approach: a fine-tuning set lives or dies on consistency, so every example gets the same system prompt and the same answer style, near-duplicates are removed by content hash, and a quality filter drops fragments and non-answers. The 90/10 split gives a validation file the tuning job can score; the token count drives the cost estimate before you submit anything.</w:t>
+      </w:r>
+    </w:p>
+    <w:p>
+      <w:r>
+        <w:t>Expected output: train.jsonl and val.jsonl in chat format, a printed example count, token total, and a cost estimate. Spot-check ten random rows by eye before submitting the job.</w:t>
       </w:r>
     </w:p>
     <w:p>
@@ -213,6 +314,91 @@
     <w:p>
       <w:pPr>
         <w:pStyle w:val="Heading2"/>
+      </w:pPr>
+      <w:r>
+        <w:t>Exercise 11.3 Solution: Evaluate Fine-tuning Results</w:t>
+      </w:r>
+    </w:p>
+    <w:p>
+      <w:r>
+        <w:t>import json</w:t>
+        <w:br/>
+        <w:t>import openai</w:t>
+        <w:br/>
+        <w:br/>
+        <w:t>client = openai.OpenAI()</w:t>
+        <w:br/>
+        <w:t>BASE, TUNED = "gpt-4o-mini", "ft:gpt-4o-mini:acme::abc123"</w:t>
+        <w:br/>
+        <w:br/>
+        <w:t>cases = [json.loads(l) for l in open("val.jsonl")]</w:t>
+        <w:br/>
+        <w:br/>
+        <w:t>def ask(model, question):</w:t>
+        <w:br/>
+        <w:t xml:space="preserve">    return client.chat.completions.create(</w:t>
+        <w:br/>
+        <w:t xml:space="preserve">        model=model, temperature=0,</w:t>
+        <w:br/>
+        <w:t xml:space="preserve">        messages=[{"role": "user", "content": question}],</w:t>
+        <w:br/>
+        <w:t xml:space="preserve">    ).choices[0].message.content</w:t>
+        <w:br/>
+        <w:br/>
+        <w:t>def judge(question, reference, candidate):</w:t>
+        <w:br/>
+        <w:t xml:space="preserve">    rubric = (f"Question: {question}\nReference answer: {reference}\n"</w:t>
+        <w:br/>
+        <w:t xml:space="preserve">              f"Candidate answer: {candidate}\n"</w:t>
+        <w:br/>
+        <w:t xml:space="preserve">              "Score the candidate 1-5 for factual agreement with the "</w:t>
+        <w:br/>
+        <w:t xml:space="preserve">              "reference and for matching its concise style. Reply with "</w:t>
+        <w:br/>
+        <w:t xml:space="preserve">              "only the number.")</w:t>
+        <w:br/>
+        <w:t xml:space="preserve">    out = client.chat.completions.create(</w:t>
+        <w:br/>
+        <w:t xml:space="preserve">        model="gpt-4o", temperature=0,</w:t>
+        <w:br/>
+        <w:t xml:space="preserve">        messages=[{"role": "user", "content": rubric}],</w:t>
+        <w:br/>
+        <w:t xml:space="preserve">    ).choices[0].message.content</w:t>
+        <w:br/>
+        <w:t xml:space="preserve">    return int(out.strip()[0])</w:t>
+        <w:br/>
+        <w:br/>
+        <w:t>scores = {BASE: [], TUNED: []}</w:t>
+        <w:br/>
+        <w:t>for c in cases:</w:t>
+        <w:br/>
+        <w:t xml:space="preserve">    q = c["messages"][1]["content"]</w:t>
+        <w:br/>
+        <w:t xml:space="preserve">    ref = c["messages"][2]["content"]</w:t>
+        <w:br/>
+        <w:t xml:space="preserve">    for model in (BASE, TUNED):</w:t>
+        <w:br/>
+        <w:t xml:space="preserve">        scores[model].append(judge(q, ref, ask(model, q)))</w:t>
+        <w:br/>
+        <w:br/>
+        <w:t>for model, ss in scores.items():</w:t>
+        <w:br/>
+        <w:t xml:space="preserve">    print(f"{model}: mean judge score {sum(ss)/len(ss):.2f} on {len(ss)} cases")</w:t>
+      </w:r>
+    </w:p>
+    <w:p>
+      <w:r>
+        <w:t>Approach: evaluate on the held-out validation set the tuned model never saw, comparing the base and tuned models with temperature 0 and an LLM judge scored against the reference answers. Judge scores are noisy per-item but reliable in aggregate; add exact-match or keyword checks for fields that must be literal (prices, URLs). A tuned model that wins on style but loses on factual agreement is overfitting to tone.</w:t>
+      </w:r>
+    </w:p>
+    <w:p>
+      <w:r>
+        <w:t>Expected output: mean judge scores per model; a successful tune typically gains 0.5 to 1.5 points on style consistency while holding factual agreement steady. Report both numbers, never a single blended score.</w:t>
+      </w:r>
+    </w:p>
+    <w:p>
+      <w:pPr>
+        <w:pStyle w:val="Heading2"/>
         <w:spacing w:before="300" w:after="150"/>
       </w:pPr>
       <w:r>
